--- a/doc/DPQED_gcov_27oct.docx
+++ b/doc/DPQED_gcov_27oct.docx
@@ -12871,6 +12871,1061 @@
         <w:pStyle w:val="Heading3"/>
       </w:pPr>
       <w:r>
+        <w:t xml:space="preserve">Image-quality parameters</w:t>
+      </w:r>
+    </w:p>
+    <w:p>
+      <w:pPr>
+        <w:jc w:val="both"/>
+      </w:pPr>
+      <w:r>
+        <w:t xml:space="preserve">The same windows support the image-quality parameters reported for these instruments at GSLC level, and those are given below for the two centres where the measurement is valid. The first is over water. The second is over medium-dark terrain where S-band speckle is visibly stronger, which is the condition these parameters quantify. Both are read at the 128-pixel window, where the maximum-to-percentile ratio stays between 2 and 3 in every channel. The two built-up centres are excluded, their ratios reaching 44 to 73.</w:t>
+      </w:r>
+    </w:p>
+    <w:p>
+      <w:pPr/>
+      <w:r>
+        <w:rPr>
+          <w:b/>
+          <w:bCs/>
+        </w:rPr>
+        <w:t xml:space="preserve">Table 15</w:t>
+      </w:r>
+      <w:r>
+        <w:t xml:space="preserve">: Image-quality parameters at the 128-pixel window</w:t>
+      </w:r>
+    </w:p>
+    <w:tbl>
+      <w:tblPr>
+        <w:tblStyle w:val="TableGrid"/>
+        <w:tblW w:w="0" w:type="auto"/>
+        <w:tblLayout w:type="fixed"/>
+        <w:tblLook w:val="0420" w:firstRow="1" w:lastRow="0" w:firstColumn="0" w:lastColumn="0" w:noHBand="0" w:noVBand="1"/>
+      </w:tblPr>
+      <w:tblGrid>
+        <w:gridCol w:w="1500"/>
+        <w:gridCol w:w="1260"/>
+        <w:gridCol w:w="1140"/>
+        <w:gridCol w:w="900"/>
+        <w:gridCol w:w="1140"/>
+        <w:gridCol w:w="900"/>
+        <w:gridCol w:w="1140"/>
+        <w:gridCol w:w="1000"/>
+      </w:tblGrid>
+      <w:tr>
+        <w:trPr>
+          <w:tblHeader/>
+        </w:trPr>
+        <w:tc>
+          <w:tcPr>
+            <w:tcW w:w="1500" w:type="dxa"/>
+            <w:shd w:val="clear" w:color="auto" w:fill="F2F2F2"/>
+          </w:tcPr>
+          <w:p>
+            <w:pPr>
+              <w:jc w:val="both"/>
+            </w:pPr>
+            <w:r>
+              <w:rPr>
+                <w:b/>
+                <w:bCs/>
+              </w:rPr>
+              <w:t xml:space="preserve">Centre</w:t>
+            </w:r>
+          </w:p>
+        </w:tc>
+        <w:tc>
+          <w:tcPr>
+            <w:tcW w:w="1260" w:type="dxa"/>
+            <w:shd w:val="clear" w:color="auto" w:fill="F2F2F2"/>
+          </w:tcPr>
+          <w:p>
+            <w:pPr>
+              <w:jc w:val="both"/>
+            </w:pPr>
+            <w:r>
+              <w:rPr>
+                <w:b/>
+                <w:bCs/>
+              </w:rPr>
+              <w:t xml:space="preserve">Channel</w:t>
+            </w:r>
+          </w:p>
+        </w:tc>
+        <w:tc>
+          <w:tcPr>
+            <w:tcW w:w="1140" w:type="dxa"/>
+            <w:shd w:val="clear" w:color="auto" w:fill="F2F2F2"/>
+          </w:tcPr>
+          <w:p>
+            <w:pPr>
+              <w:jc w:val="both"/>
+            </w:pPr>
+            <w:r>
+              <w:rPr>
+                <w:b/>
+                <w:bCs/>
+              </w:rPr>
+              <w:t xml:space="preserve">Mean dB</w:t>
+            </w:r>
+          </w:p>
+        </w:tc>
+        <w:tc>
+          <w:tcPr>
+            <w:tcW w:w="900" w:type="dxa"/>
+            <w:shd w:val="clear" w:color="auto" w:fill="F2F2F2"/>
+          </w:tcPr>
+          <w:p>
+            <w:pPr>
+              <w:jc w:val="both"/>
+            </w:pPr>
+            <w:r>
+              <w:rPr>
+                <w:b/>
+                <w:bCs/>
+              </w:rPr>
+              <w:t xml:space="preserve">cv</w:t>
+            </w:r>
+          </w:p>
+        </w:tc>
+        <w:tc>
+          <w:tcPr>
+            <w:tcW w:w="1140" w:type="dxa"/>
+            <w:shd w:val="clear" w:color="auto" w:fill="F2F2F2"/>
+          </w:tcPr>
+          <w:p>
+            <w:pPr>
+              <w:jc w:val="both"/>
+            </w:pPr>
+            <w:r>
+              <w:rPr>
+                <w:b/>
+                <w:bCs/>
+              </w:rPr>
+              <w:t xml:space="preserve">cv_floor</w:t>
+            </w:r>
+          </w:p>
+        </w:tc>
+        <w:tc>
+          <w:tcPr>
+            <w:tcW w:w="900" w:type="dxa"/>
+            <w:shd w:val="clear" w:color="auto" w:fill="F2F2F2"/>
+          </w:tcPr>
+          <w:p>
+            <w:pPr>
+              <w:jc w:val="both"/>
+            </w:pPr>
+            <w:r>
+              <w:rPr>
+                <w:b/>
+                <w:bCs/>
+              </w:rPr>
+              <w:t xml:space="preserve">ENL</w:t>
+            </w:r>
+          </w:p>
+        </w:tc>
+        <w:tc>
+          <w:tcPr>
+            <w:tcW w:w="1140" w:type="dxa"/>
+            <w:shd w:val="clear" w:color="auto" w:fill="F2F2F2"/>
+          </w:tcPr>
+          <w:p>
+            <w:pPr>
+              <w:jc w:val="both"/>
+            </w:pPr>
+            <w:r>
+              <w:rPr>
+                <w:b/>
+                <w:bCs/>
+              </w:rPr>
+              <w:t xml:space="preserve">tex@40m</w:t>
+            </w:r>
+          </w:p>
+        </w:tc>
+        <w:tc>
+          <w:tcPr>
+            <w:tcW w:w="1000" w:type="dxa"/>
+            <w:shd w:val="clear" w:color="auto" w:fill="F2F2F2"/>
+          </w:tcPr>
+          <w:p>
+            <w:pPr>
+              <w:jc w:val="both"/>
+            </w:pPr>
+            <w:r>
+              <w:rPr>
+                <w:b/>
+                <w:bCs/>
+              </w:rPr>
+              <w:t xml:space="preserve">aniso</w:t>
+            </w:r>
+          </w:p>
+        </w:tc>
+      </w:tr>
+      <w:tr>
+        <w:tc>
+          <w:tcPr>
+            <w:tcW w:w="1500" w:type="dxa"/>
+          </w:tcPr>
+          <w:p>
+            <w:pPr>
+              <w:jc w:val="both"/>
+            </w:pPr>
+            <w:r>
+              <w:t xml:space="preserve">Water</w:t>
+            </w:r>
+          </w:p>
+        </w:tc>
+        <w:tc>
+          <w:tcPr>
+            <w:tcW w:w="1260" w:type="dxa"/>
+          </w:tcPr>
+          <w:p>
+            <w:pPr>
+              <w:jc w:val="both"/>
+            </w:pPr>
+            <w:r>
+              <w:t xml:space="preserve">L HHHH</w:t>
+            </w:r>
+          </w:p>
+        </w:tc>
+        <w:tc>
+          <w:tcPr>
+            <w:tcW w:w="1140" w:type="dxa"/>
+          </w:tcPr>
+          <w:p>
+            <w:pPr>
+              <w:jc w:val="both"/>
+            </w:pPr>
+            <w:r>
+              <w:t xml:space="preserve">−13.0</w:t>
+            </w:r>
+          </w:p>
+        </w:tc>
+        <w:tc>
+          <w:tcPr>
+            <w:tcW w:w="900" w:type="dxa"/>
+          </w:tcPr>
+          <w:p>
+            <w:pPr>
+              <w:jc w:val="both"/>
+            </w:pPr>
+            <w:r>
+              <w:t xml:space="preserve">0.48</w:t>
+            </w:r>
+          </w:p>
+        </w:tc>
+        <w:tc>
+          <w:tcPr>
+            <w:tcW w:w="1140" w:type="dxa"/>
+          </w:tcPr>
+          <w:p>
+            <w:pPr>
+              <w:jc w:val="both"/>
+            </w:pPr>
+            <w:r>
+              <w:t xml:space="preserve">0.450</w:t>
+            </w:r>
+          </w:p>
+        </w:tc>
+        <w:tc>
+          <w:tcPr>
+            <w:tcW w:w="900" w:type="dxa"/>
+          </w:tcPr>
+          <w:p>
+            <w:pPr>
+              <w:jc w:val="both"/>
+            </w:pPr>
+            <w:r>
+              <w:t xml:space="preserve">4.93</w:t>
+            </w:r>
+          </w:p>
+        </w:tc>
+        <w:tc>
+          <w:tcPr>
+            <w:tcW w:w="1140" w:type="dxa"/>
+          </w:tcPr>
+          <w:p>
+            <w:pPr>
+              <w:jc w:val="both"/>
+            </w:pPr>
+            <w:r>
+              <w:t xml:space="preserve">1.33</w:t>
+            </w:r>
+          </w:p>
+        </w:tc>
+        <w:tc>
+          <w:tcPr>
+            <w:tcW w:w="1000" w:type="dxa"/>
+          </w:tcPr>
+          <w:p>
+            <w:pPr>
+              <w:jc w:val="both"/>
+            </w:pPr>
+            <w:r>
+              <w:t xml:space="preserve">1.03</w:t>
+            </w:r>
+          </w:p>
+        </w:tc>
+      </w:tr>
+      <w:tr>
+        <w:tc>
+          <w:tcPr>
+            <w:tcW w:w="1500" w:type="dxa"/>
+          </w:tcPr>
+          <w:p>
+            <w:pPr>
+              <w:jc w:val="both"/>
+            </w:pPr>
+          </w:p>
+        </w:tc>
+        <w:tc>
+          <w:tcPr>
+            <w:tcW w:w="1260" w:type="dxa"/>
+          </w:tcPr>
+          <w:p>
+            <w:pPr>
+              <w:jc w:val="both"/>
+            </w:pPr>
+            <w:r>
+              <w:t xml:space="preserve">S HHHH</w:t>
+            </w:r>
+          </w:p>
+        </w:tc>
+        <w:tc>
+          <w:tcPr>
+            <w:tcW w:w="1140" w:type="dxa"/>
+          </w:tcPr>
+          <w:p>
+            <w:pPr>
+              <w:jc w:val="both"/>
+            </w:pPr>
+            <w:r>
+              <w:t xml:space="preserve">−15.5</w:t>
+            </w:r>
+          </w:p>
+        </w:tc>
+        <w:tc>
+          <w:tcPr>
+            <w:tcW w:w="900" w:type="dxa"/>
+          </w:tcPr>
+          <w:p>
+            <w:pPr>
+              <w:jc w:val="both"/>
+            </w:pPr>
+            <w:r>
+              <w:t xml:space="preserve">0.67</w:t>
+            </w:r>
+          </w:p>
+        </w:tc>
+        <w:tc>
+          <w:tcPr>
+            <w:tcW w:w="1140" w:type="dxa"/>
+          </w:tcPr>
+          <w:p>
+            <w:pPr>
+              <w:jc w:val="both"/>
+            </w:pPr>
+            <w:r>
+              <w:t xml:space="preserve">0.612</w:t>
+            </w:r>
+          </w:p>
+        </w:tc>
+        <w:tc>
+          <w:tcPr>
+            <w:tcW w:w="900" w:type="dxa"/>
+          </w:tcPr>
+          <w:p>
+            <w:pPr>
+              <w:jc w:val="both"/>
+            </w:pPr>
+            <w:r>
+              <w:t xml:space="preserve">2.67</w:t>
+            </w:r>
+          </w:p>
+        </w:tc>
+        <w:tc>
+          <w:tcPr>
+            <w:tcW w:w="1140" w:type="dxa"/>
+          </w:tcPr>
+          <w:p>
+            <w:pPr>
+              <w:jc w:val="both"/>
+            </w:pPr>
+            <w:r>
+              <w:t xml:space="preserve">1.34</w:t>
+            </w:r>
+          </w:p>
+        </w:tc>
+        <w:tc>
+          <w:tcPr>
+            <w:tcW w:w="1000" w:type="dxa"/>
+          </w:tcPr>
+          <w:p>
+            <w:pPr>
+              <w:jc w:val="both"/>
+            </w:pPr>
+            <w:r>
+              <w:t xml:space="preserve">0.88</w:t>
+            </w:r>
+          </w:p>
+        </w:tc>
+      </w:tr>
+      <w:tr>
+        <w:tc>
+          <w:tcPr>
+            <w:tcW w:w="1500" w:type="dxa"/>
+          </w:tcPr>
+          <w:p>
+            <w:pPr>
+              <w:jc w:val="both"/>
+            </w:pPr>
+          </w:p>
+        </w:tc>
+        <w:tc>
+          <w:tcPr>
+            <w:tcW w:w="1260" w:type="dxa"/>
+          </w:tcPr>
+          <w:p>
+            <w:pPr>
+              <w:jc w:val="both"/>
+            </w:pPr>
+            <w:r>
+              <w:t xml:space="preserve">L HVHV</w:t>
+            </w:r>
+          </w:p>
+        </w:tc>
+        <w:tc>
+          <w:tcPr>
+            <w:tcW w:w="1140" w:type="dxa"/>
+          </w:tcPr>
+          <w:p>
+            <w:pPr>
+              <w:jc w:val="both"/>
+            </w:pPr>
+            <w:r>
+              <w:t xml:space="preserve">−21.8</w:t>
+            </w:r>
+          </w:p>
+        </w:tc>
+        <w:tc>
+          <w:tcPr>
+            <w:tcW w:w="900" w:type="dxa"/>
+          </w:tcPr>
+          <w:p>
+            <w:pPr>
+              <w:jc w:val="both"/>
+            </w:pPr>
+            <w:r>
+              <w:t xml:space="preserve">0.47</w:t>
+            </w:r>
+          </w:p>
+        </w:tc>
+        <w:tc>
+          <w:tcPr>
+            <w:tcW w:w="1140" w:type="dxa"/>
+          </w:tcPr>
+          <w:p>
+            <w:pPr>
+              <w:jc w:val="both"/>
+            </w:pPr>
+            <w:r>
+              <w:t xml:space="preserve">0.438</w:t>
+            </w:r>
+          </w:p>
+        </w:tc>
+        <w:tc>
+          <w:tcPr>
+            <w:tcW w:w="900" w:type="dxa"/>
+          </w:tcPr>
+          <w:p>
+            <w:pPr>
+              <w:jc w:val="both"/>
+            </w:pPr>
+            <w:r>
+              <w:t xml:space="preserve">5.22</w:t>
+            </w:r>
+          </w:p>
+        </w:tc>
+        <w:tc>
+          <w:tcPr>
+            <w:tcW w:w="1140" w:type="dxa"/>
+          </w:tcPr>
+          <w:p>
+            <w:pPr>
+              <w:jc w:val="both"/>
+            </w:pPr>
+            <w:r>
+              <w:t xml:space="preserve">1.17</w:t>
+            </w:r>
+          </w:p>
+        </w:tc>
+        <w:tc>
+          <w:tcPr>
+            <w:tcW w:w="1000" w:type="dxa"/>
+          </w:tcPr>
+          <w:p>
+            <w:pPr>
+              <w:jc w:val="both"/>
+            </w:pPr>
+            <w:r>
+              <w:t xml:space="preserve">1.05</w:t>
+            </w:r>
+          </w:p>
+        </w:tc>
+      </w:tr>
+      <w:tr>
+        <w:tc>
+          <w:tcPr>
+            <w:tcW w:w="1500" w:type="dxa"/>
+          </w:tcPr>
+          <w:p>
+            <w:pPr>
+              <w:jc w:val="both"/>
+            </w:pPr>
+          </w:p>
+        </w:tc>
+        <w:tc>
+          <w:tcPr>
+            <w:tcW w:w="1260" w:type="dxa"/>
+          </w:tcPr>
+          <w:p>
+            <w:pPr>
+              <w:jc w:val="both"/>
+            </w:pPr>
+            <w:r>
+              <w:t xml:space="preserve">S HVHV</w:t>
+            </w:r>
+          </w:p>
+        </w:tc>
+        <w:tc>
+          <w:tcPr>
+            <w:tcW w:w="1140" w:type="dxa"/>
+          </w:tcPr>
+          <w:p>
+            <w:pPr>
+              <w:jc w:val="both"/>
+            </w:pPr>
+            <w:r>
+              <w:t xml:space="preserve">−20.0</w:t>
+            </w:r>
+          </w:p>
+        </w:tc>
+        <w:tc>
+          <w:tcPr>
+            <w:tcW w:w="900" w:type="dxa"/>
+          </w:tcPr>
+          <w:p>
+            <w:pPr>
+              <w:jc w:val="both"/>
+            </w:pPr>
+            <w:r>
+              <w:t xml:space="preserve">0.63</w:t>
+            </w:r>
+          </w:p>
+        </w:tc>
+        <w:tc>
+          <w:tcPr>
+            <w:tcW w:w="1140" w:type="dxa"/>
+          </w:tcPr>
+          <w:p>
+            <w:pPr>
+              <w:jc w:val="both"/>
+            </w:pPr>
+            <w:r>
+              <w:t xml:space="preserve">0.587</w:t>
+            </w:r>
+          </w:p>
+        </w:tc>
+        <w:tc>
+          <w:tcPr>
+            <w:tcW w:w="900" w:type="dxa"/>
+          </w:tcPr>
+          <w:p>
+            <w:pPr>
+              <w:jc w:val="both"/>
+            </w:pPr>
+            <w:r>
+              <w:t xml:space="preserve">2.90</w:t>
+            </w:r>
+          </w:p>
+        </w:tc>
+        <w:tc>
+          <w:tcPr>
+            <w:tcW w:w="1140" w:type="dxa"/>
+          </w:tcPr>
+          <w:p>
+            <w:pPr>
+              <w:jc w:val="both"/>
+            </w:pPr>
+            <w:r>
+              <w:t xml:space="preserve">1.13</w:t>
+            </w:r>
+          </w:p>
+        </w:tc>
+        <w:tc>
+          <w:tcPr>
+            <w:tcW w:w="1000" w:type="dxa"/>
+          </w:tcPr>
+          <w:p>
+            <w:pPr>
+              <w:jc w:val="both"/>
+            </w:pPr>
+            <w:r>
+              <w:t xml:space="preserve">0.91</w:t>
+            </w:r>
+          </w:p>
+        </w:tc>
+      </w:tr>
+      <w:tr>
+        <w:tc>
+          <w:tcPr>
+            <w:tcW w:w="1500" w:type="dxa"/>
+          </w:tcPr>
+          <w:p>
+            <w:pPr>
+              <w:jc w:val="both"/>
+            </w:pPr>
+            <w:r>
+              <w:t xml:space="preserve">Medium-dark</w:t>
+            </w:r>
+          </w:p>
+        </w:tc>
+        <w:tc>
+          <w:tcPr>
+            <w:tcW w:w="1260" w:type="dxa"/>
+          </w:tcPr>
+          <w:p>
+            <w:pPr>
+              <w:jc w:val="both"/>
+            </w:pPr>
+            <w:r>
+              <w:t xml:space="preserve">L HHHH</w:t>
+            </w:r>
+          </w:p>
+        </w:tc>
+        <w:tc>
+          <w:tcPr>
+            <w:tcW w:w="1140" w:type="dxa"/>
+          </w:tcPr>
+          <w:p>
+            <w:pPr>
+              <w:jc w:val="both"/>
+            </w:pPr>
+            <w:r>
+              <w:t xml:space="preserve">−8.7</w:t>
+            </w:r>
+          </w:p>
+        </w:tc>
+        <w:tc>
+          <w:tcPr>
+            <w:tcW w:w="900" w:type="dxa"/>
+          </w:tcPr>
+          <w:p>
+            <w:pPr>
+              <w:jc w:val="both"/>
+            </w:pPr>
+            <w:r>
+              <w:t xml:space="preserve">0.73</w:t>
+            </w:r>
+          </w:p>
+        </w:tc>
+        <w:tc>
+          <w:tcPr>
+            <w:tcW w:w="1140" w:type="dxa"/>
+          </w:tcPr>
+          <w:p>
+            <w:pPr>
+              <w:jc w:val="both"/>
+            </w:pPr>
+            <w:r>
+              <w:t xml:space="preserve">0.558</w:t>
+            </w:r>
+          </w:p>
+        </w:tc>
+        <w:tc>
+          <w:tcPr>
+            <w:tcW w:w="900" w:type="dxa"/>
+          </w:tcPr>
+          <w:p>
+            <w:pPr>
+              <w:jc w:val="both"/>
+            </w:pPr>
+            <w:r>
+              <w:t xml:space="preserve">3.22</w:t>
+            </w:r>
+          </w:p>
+        </w:tc>
+        <w:tc>
+          <w:tcPr>
+            <w:tcW w:w="1140" w:type="dxa"/>
+          </w:tcPr>
+          <w:p>
+            <w:pPr>
+              <w:jc w:val="both"/>
+            </w:pPr>
+            <w:r>
+              <w:t xml:space="preserve">1.28</w:t>
+            </w:r>
+          </w:p>
+        </w:tc>
+        <w:tc>
+          <w:tcPr>
+            <w:tcW w:w="1000" w:type="dxa"/>
+          </w:tcPr>
+          <w:p>
+            <w:pPr>
+              <w:jc w:val="both"/>
+            </w:pPr>
+            <w:r>
+              <w:t xml:space="preserve">1.02</w:t>
+            </w:r>
+          </w:p>
+        </w:tc>
+      </w:tr>
+      <w:tr>
+        <w:tc>
+          <w:tcPr>
+            <w:tcW w:w="1500" w:type="dxa"/>
+          </w:tcPr>
+          <w:p>
+            <w:pPr>
+              <w:jc w:val="both"/>
+            </w:pPr>
+          </w:p>
+        </w:tc>
+        <w:tc>
+          <w:tcPr>
+            <w:tcW w:w="1260" w:type="dxa"/>
+          </w:tcPr>
+          <w:p>
+            <w:pPr>
+              <w:jc w:val="both"/>
+            </w:pPr>
+            <w:r>
+              <w:t xml:space="preserve">S HHHH</w:t>
+            </w:r>
+          </w:p>
+        </w:tc>
+        <w:tc>
+          <w:tcPr>
+            <w:tcW w:w="1140" w:type="dxa"/>
+          </w:tcPr>
+          <w:p>
+            <w:pPr>
+              <w:jc w:val="both"/>
+            </w:pPr>
+            <w:r>
+              <w:t xml:space="preserve">−10.1</w:t>
+            </w:r>
+          </w:p>
+        </w:tc>
+        <w:tc>
+          <w:tcPr>
+            <w:tcW w:w="900" w:type="dxa"/>
+          </w:tcPr>
+          <w:p>
+            <w:pPr>
+              <w:jc w:val="both"/>
+            </w:pPr>
+            <w:r>
+              <w:t xml:space="preserve">0.74</w:t>
+            </w:r>
+          </w:p>
+        </w:tc>
+        <w:tc>
+          <w:tcPr>
+            <w:tcW w:w="1140" w:type="dxa"/>
+          </w:tcPr>
+          <w:p>
+            <w:pPr>
+              <w:jc w:val="both"/>
+            </w:pPr>
+            <w:r>
+              <w:t xml:space="preserve">0.677</w:t>
+            </w:r>
+          </w:p>
+        </w:tc>
+        <w:tc>
+          <w:tcPr>
+            <w:tcW w:w="900" w:type="dxa"/>
+          </w:tcPr>
+          <w:p>
+            <w:pPr>
+              <w:jc w:val="both"/>
+            </w:pPr>
+            <w:r>
+              <w:t xml:space="preserve">2.18</w:t>
+            </w:r>
+          </w:p>
+        </w:tc>
+        <w:tc>
+          <w:tcPr>
+            <w:tcW w:w="1140" w:type="dxa"/>
+          </w:tcPr>
+          <w:p>
+            <w:pPr>
+              <w:jc w:val="both"/>
+            </w:pPr>
+            <w:r>
+              <w:t xml:space="preserve">1.36</w:t>
+            </w:r>
+          </w:p>
+        </w:tc>
+        <w:tc>
+          <w:tcPr>
+            <w:tcW w:w="1000" w:type="dxa"/>
+          </w:tcPr>
+          <w:p>
+            <w:pPr>
+              <w:jc w:val="both"/>
+            </w:pPr>
+            <w:r>
+              <w:t xml:space="preserve">0.88</w:t>
+            </w:r>
+          </w:p>
+        </w:tc>
+      </w:tr>
+      <w:tr>
+        <w:tc>
+          <w:tcPr>
+            <w:tcW w:w="1500" w:type="dxa"/>
+          </w:tcPr>
+          <w:p>
+            <w:pPr>
+              <w:jc w:val="both"/>
+            </w:pPr>
+          </w:p>
+        </w:tc>
+        <w:tc>
+          <w:tcPr>
+            <w:tcW w:w="1260" w:type="dxa"/>
+          </w:tcPr>
+          <w:p>
+            <w:pPr>
+              <w:jc w:val="both"/>
+            </w:pPr>
+            <w:r>
+              <w:t xml:space="preserve">L HVHV</w:t>
+            </w:r>
+          </w:p>
+        </w:tc>
+        <w:tc>
+          <w:tcPr>
+            <w:tcW w:w="1140" w:type="dxa"/>
+          </w:tcPr>
+          <w:p>
+            <w:pPr>
+              <w:jc w:val="both"/>
+            </w:pPr>
+            <w:r>
+              <w:t xml:space="preserve">−14.5</w:t>
+            </w:r>
+          </w:p>
+        </w:tc>
+        <w:tc>
+          <w:tcPr>
+            <w:tcW w:w="900" w:type="dxa"/>
+          </w:tcPr>
+          <w:p>
+            <w:pPr>
+              <w:jc w:val="both"/>
+            </w:pPr>
+            <w:r>
+              <w:t xml:space="preserve">0.85</w:t>
+            </w:r>
+          </w:p>
+        </w:tc>
+        <w:tc>
+          <w:tcPr>
+            <w:tcW w:w="1140" w:type="dxa"/>
+          </w:tcPr>
+          <w:p>
+            <w:pPr>
+              <w:jc w:val="both"/>
+            </w:pPr>
+            <w:r>
+              <w:t xml:space="preserve">0.561</w:t>
+            </w:r>
+          </w:p>
+        </w:tc>
+        <w:tc>
+          <w:tcPr>
+            <w:tcW w:w="900" w:type="dxa"/>
+          </w:tcPr>
+          <w:p>
+            <w:pPr>
+              <w:jc w:val="both"/>
+            </w:pPr>
+            <w:r>
+              <w:t xml:space="preserve">3.17</w:t>
+            </w:r>
+          </w:p>
+        </w:tc>
+        <w:tc>
+          <w:tcPr>
+            <w:tcW w:w="1140" w:type="dxa"/>
+          </w:tcPr>
+          <w:p>
+            <w:pPr>
+              <w:jc w:val="both"/>
+            </w:pPr>
+            <w:r>
+              <w:t xml:space="preserve">1.03</w:t>
+            </w:r>
+          </w:p>
+        </w:tc>
+        <w:tc>
+          <w:tcPr>
+            <w:tcW w:w="1000" w:type="dxa"/>
+          </w:tcPr>
+          <w:p>
+            <w:pPr>
+              <w:jc w:val="both"/>
+            </w:pPr>
+            <w:r>
+              <w:t xml:space="preserve">1.21</w:t>
+            </w:r>
+          </w:p>
+        </w:tc>
+      </w:tr>
+      <w:tr>
+        <w:tc>
+          <w:tcPr>
+            <w:tcW w:w="1500" w:type="dxa"/>
+          </w:tcPr>
+          <w:p>
+            <w:pPr>
+              <w:jc w:val="both"/>
+            </w:pPr>
+          </w:p>
+        </w:tc>
+        <w:tc>
+          <w:tcPr>
+            <w:tcW w:w="1260" w:type="dxa"/>
+          </w:tcPr>
+          <w:p>
+            <w:pPr>
+              <w:jc w:val="both"/>
+            </w:pPr>
+            <w:r>
+              <w:t xml:space="preserve">S HVHV</w:t>
+            </w:r>
+          </w:p>
+        </w:tc>
+        <w:tc>
+          <w:tcPr>
+            <w:tcW w:w="1140" w:type="dxa"/>
+          </w:tcPr>
+          <w:p>
+            <w:pPr>
+              <w:jc w:val="both"/>
+            </w:pPr>
+            <w:r>
+              <w:t xml:space="preserve">−15.0</w:t>
+            </w:r>
+          </w:p>
+        </w:tc>
+        <w:tc>
+          <w:tcPr>
+            <w:tcW w:w="900" w:type="dxa"/>
+          </w:tcPr>
+          <w:p>
+            <w:pPr>
+              <w:jc w:val="both"/>
+            </w:pPr>
+            <w:r>
+              <w:t xml:space="preserve">0.78</w:t>
+            </w:r>
+          </w:p>
+        </w:tc>
+        <w:tc>
+          <w:tcPr>
+            <w:tcW w:w="1140" w:type="dxa"/>
+          </w:tcPr>
+          <w:p>
+            <w:pPr>
+              <w:jc w:val="both"/>
+            </w:pPr>
+            <w:r>
+              <w:t xml:space="preserve">0.672</w:t>
+            </w:r>
+          </w:p>
+        </w:tc>
+        <w:tc>
+          <w:tcPr>
+            <w:tcW w:w="900" w:type="dxa"/>
+          </w:tcPr>
+          <w:p>
+            <w:pPr>
+              <w:jc w:val="both"/>
+            </w:pPr>
+            <w:r>
+              <w:t xml:space="preserve">2.22</w:t>
+            </w:r>
+          </w:p>
+        </w:tc>
+        <w:tc>
+          <w:tcPr>
+            <w:tcW w:w="1140" w:type="dxa"/>
+          </w:tcPr>
+          <w:p>
+            <w:pPr>
+              <w:jc w:val="both"/>
+            </w:pPr>
+            <w:r>
+              <w:t xml:space="preserve">1.54</w:t>
+            </w:r>
+          </w:p>
+        </w:tc>
+        <w:tc>
+          <w:tcPr>
+            <w:tcW w:w="1000" w:type="dxa"/>
+          </w:tcPr>
+          <w:p>
+            <w:pPr>
+              <w:jc w:val="both"/>
+            </w:pPr>
+            <w:r>
+              <w:t xml:space="preserve">0.89</w:t>
+            </w:r>
+          </w:p>
+        </w:tc>
+      </w:tr>
+    </w:tbl>
+    <w:p>
+      <w:pPr>
+        <w:jc w:val="both"/>
+      </w:pPr>
+    </w:p>
+    <w:p>
+      <w:pPr>
+        <w:jc w:val="both"/>
+      </w:pPr>
+      <w:r>
+        <w:t xml:space="preserve">cv is the coefficient of variation over the whole window and cv_floor that of the most homogeneous sub-block within it, which is the closest the window comes to bare speckle. For a multilooked power product the speckle coefficient of variation is the reciprocal of the square root of the number of looks, so cv_floor and ENL are two statements of the same measurement. tex@40m is the variation that survives averaging to 40 m divided by what that window’s own speckle would leave, so 1.0 means nothing but speckle is present. aniso is the effective resolution across divided by that along.</w:t>
+      </w:r>
+    </w:p>
+    <w:p>
+      <w:pPr>
+        <w:jc w:val="both"/>
+      </w:pPr>
+      <w:r>
+        <w:t xml:space="preserve">The S-band speckle is stronger in every channel at both centres. Its cv_floor is 0.59 to 0.68 against 0.44 to 0.56 for L-band, and its ENL is 2.2 to 2.9 against 3.2 to 5.2. This is a direct measurement of what is visible in the imagery, and it is the same shortfall the body of this report records as a looks difference at the delta and Antarctic sites. The ratio over water, 1.80 to 1.85, is within the 1.55 to 1.89 reported there; over medium-dark terrain it is lower, 1.43 to 1.47, because both bands’ ENL is depressed where the window carries real variation, which the estimator counts as speckle. The water figures are therefore the better estimate of the products, and the terrain figures show how much a textured window costs.</w:t>
+      </w:r>
+    </w:p>
+    <w:p>
+      <w:pPr>
+        <w:jc w:val="both"/>
+      </w:pPr>
+      <w:r>
+        <w:t xml:space="preserve">tex@40m is near 1.0 for both bands over water, as it should be where there is nothing but speckle to average, and the two bands differ little at either centre. On this evidence the texture surviving to 40 m does not separate the two instruments; the anisotropy and the looks do.</w:t>
+      </w:r>
+    </w:p>
+    <w:p>
+      <w:pPr>
+        <w:pStyle w:val="Heading3"/>
+      </w:pPr>
+      <w:r>
         <w:t xml:space="preserve">Limits of this check</w:t>
       </w:r>
     </w:p>
@@ -12888,10 +13943,10 @@
           <w:b/>
           <w:bCs/>
         </w:rPr>
-        <w:t xml:space="preserve">One centre: </w:t>
-      </w:r>
-      <w:r>
-        <w:t xml:space="preserve">One of four centres produced a usable measurement, so the figure rests on a single patch of homogeneous ground, measured at three window sizes in four channels. A scene with more homogeneous terrain would support it better.</w:t>
+        <w:t xml:space="preserve">Two centres of four: </w:t>
+      </w:r>
+      <w:r>
+        <w:t xml:space="preserve">Two of the four centres gave measurements free of strong scatterers, one over water and one over medium-dark terrain; the other two were over built-up ground. The oversampling figure in Table 13 rests on the water centre, measured at three window sizes in four channels, since that is the only centre where the sweep settles. A scene with more homogeneous terrain would support both results better.</w:t>
       </w:r>
     </w:p>
     <w:p>
@@ -12928,10 +13983,10 @@
           <w:b/>
           <w:bCs/>
         </w:rPr>
-        <w:t xml:space="preserve">Statistics not used: </w:t>
-      </w:r>
-      <w:r>
-        <w:t xml:space="preserve">The scene-contrast statistic reported by the measurement tool is calibrated for single-look amplitude and cannot be applied to a multilooked power product. Over the homogeneous centre it returns 0.000 for L-band and 0.377 for S-band over identical ground, the S-band value being that product’s own speckle rather than scene contrast. Only the maximum-to-percentile ratio, which carries no calibration constant, was used to exclude windows.</w:t>
+        <w:t xml:space="preserve">Parameters not reported: </w:t>
+      </w:r>
+      <w:r>
+        <w:t xml:space="preserve">Of the parameters reported at GSLC level, two are absent above. Scene contrast, and the contrast-to-noise ratio derived from it, both need a speckle reference, and neither can be obtained from these windows for two separate reasons. The tool caps that reference at the coefficient of variation of single-look amplitude, 0.523, which is below the speckle figure of any power product with fewer than 3.7 looks, so it binds on S-band everywhere and on L-band over terrain. Independently of that, the quiet sub-region the reference is taken from requires a window of at least 160 pixels; below that the whole window is used instead, which makes the scene contrast identically zero. A window here satisfies one condition or the other and never both, since at 128 pixels the reference is the whole window and at 192 pixels and above every centre is dominated by strong scatterers. These two figures therefore need a larger patch of homogeneous ground than this scene offers, together with the speckle constant for power. The parameters in Table 15 are unaffected: cv and cv_floor are measured directly, tex@40m is referred to the window’s own speckle floor rather than to a constant, the equivalent number of looks follows from cv_floor, and aniso is a ratio.</w:t>
       </w:r>
     </w:p>
     <w:p>

--- a/doc/DPQED_gcov_27oct.docx
+++ b/doc/DPQED_gcov_27oct.docx
@@ -12879,7 +12879,7 @@
         <w:jc w:val="both"/>
       </w:pPr>
       <w:r>
-        <w:t xml:space="preserve">The same windows support the image-quality parameters reported for these instruments at GSLC level, and those are given below for the two centres where the measurement is valid. The first is over water. The second is over medium-dark terrain where S-band speckle is visibly stronger, which is the condition these parameters quantify. Both are read at the 128-pixel window, where the maximum-to-percentile ratio stays between 2 and 3 in every channel. The two built-up centres are excluded, their ratios reaching 44 to 73.</w:t>
+        <w:t xml:space="preserve">The same windows support the image-quality parameters reported for these instruments at GSLC level, and those are given below for the two centres where the measurement is valid. Centre A, at 17.3251° N 78.3578° E in Moinabad mandal, is the darker and more uniform of the two. Centre B, at 17.1179° N 78.6086° E in Kandukur mandal, is brighter and carries some texture. Both are rural, and neither is open water: their HH levels of −13.0 dB and −8.7 dB, with HH exceeding HV by only 6 to 9 dB, are those of a land surface, whereas open water at these incidence angles returns below −20 dB with HV suppressed much further. The windows were placed over water and over medium-dark terrain respectively, but a 128-pixel window spans 1.28 km, which is wider than the tanks in this area, so what the statistics describe is the surrounding land. Both are read at the 128-pixel window, where the maximum-to-percentile ratio stays between 2 and 3 in every channel. The two built-up centres are excluded, their ratios reaching 44 to 73.</w:t>
       </w:r>
     </w:p>
     <w:p>
@@ -13071,7 +13071,7 @@
               <w:jc w:val="both"/>
             </w:pPr>
             <w:r>
-              <w:t xml:space="preserve">Water</w:t>
+              <w:t xml:space="preserve">Centre A</w:t>
             </w:r>
           </w:p>
         </w:tc>
@@ -13486,7 +13486,7 @@
               <w:jc w:val="both"/>
             </w:pPr>
             <w:r>
-              <w:t xml:space="preserve">Medium-dark</w:t>
+              <w:t xml:space="preserve">Centre B</w:t>
             </w:r>
           </w:p>
         </w:tc>
@@ -13910,15 +13910,15 @@
         <w:jc w:val="both"/>
       </w:pPr>
       <w:r>
-        <w:t xml:space="preserve">The S-band speckle is stronger in every channel at both centres. Its cv_floor is 0.59 to 0.68 against 0.44 to 0.56 for L-band, and its ENL is 2.2 to 2.9 against 3.2 to 5.2. This is a direct measurement of what is visible in the imagery, and it is the same shortfall the body of this report records as a looks difference at the delta and Antarctic sites. The ratio over water, 1.80 to 1.85, is within the 1.55 to 1.89 reported there; over medium-dark terrain it is lower, 1.43 to 1.47, because both bands’ ENL is depressed where the window carries real variation, which the estimator counts as speckle. The water figures are therefore the better estimate of the products, and the terrain figures show how much a textured window costs.</w:t>
-      </w:r>
-    </w:p>
-    <w:p>
-      <w:pPr>
-        <w:jc w:val="both"/>
-      </w:pPr>
-      <w:r>
-        <w:t xml:space="preserve">tex@40m is near 1.0 for both bands over water, as it should be where there is nothing but speckle to average, and the two bands differ little at either centre. On this evidence the texture surviving to 40 m does not separate the two instruments; the anisotropy and the looks do.</w:t>
+        <w:t xml:space="preserve">The S-band speckle is stronger in every channel at both centres. Its cv_floor is 0.59 to 0.68 against 0.44 to 0.56 for L-band, and its ENL is 2.2 to 2.9 against 3.2 to 5.2. This is a direct measurement of what is visible in the imagery, and it is the same shortfall the body of this report records as a looks difference at the delta and Antarctic sites. The ratio at centre A, 1.80 to 1.85, is within the 1.55 to 1.89 reported there; at centre B it is lower, 1.43 to 1.47, because both bands’ ENL is depressed where the window carries real variation, which the estimator counts as speckle. Centre A therefore gives the better estimate of the products, and centre B shows how much a textured window costs.</w:t>
+      </w:r>
+    </w:p>
+    <w:p>
+      <w:pPr>
+        <w:jc w:val="both"/>
+      </w:pPr>
+      <w:r>
+        <w:t xml:space="preserve">tex@40m is near 1.0 for both bands at centre A, as it should be where there is little but speckle to average, and the two bands differ little at either centre. On this evidence the texture surviving to 40 m does not separate the two instruments; the anisotropy and the looks do.</w:t>
       </w:r>
     </w:p>
     <w:p>
@@ -13939,6 +13939,22 @@
         <w:jc w:val="both"/>
       </w:pPr>
       <w:r>
+        <w:t xml:space="preserve">Window extent: </w:t>
+      </w:r>
+      <w:r>
+        <w:t xml:space="preserve">At 10 m posting the windows used here span 0.64 km at 64 pixels and 1.28 km at 128 pixels. A window must be smaller than the uniform patch it is meant to sample, and these are larger than most water bodies in this scene, which is why the intended water target is not what the statistics report. Measuring these parameters over water requires a body several kilometres across, such as the two large reservoirs west of the city.</w:t>
+      </w:r>
+    </w:p>
+    <w:p>
+      <w:pPr>
+        <w:pStyle w:val="ListParagraph"/>
+        <w:numPr>
+          <w:ilvl w:val="0"/>
+          <w:numId w:val="4"/>
+        </w:numPr>
+        <w:jc w:val="both"/>
+      </w:pPr>
+      <w:r>
         <w:rPr>
           <w:b/>
           <w:bCs/>
@@ -13946,7 +13962,7 @@
         <w:t xml:space="preserve">Two centres of four: </w:t>
       </w:r>
       <w:r>
-        <w:t xml:space="preserve">Two of the four centres gave measurements free of strong scatterers, one over water and one over medium-dark terrain; the other two were over built-up ground. The oversampling figure in Table 13 rests on the water centre, measured at three window sizes in four channels, since that is the only centre where the sweep settles. A scene with more homogeneous terrain would support both results better.</w:t>
+        <w:t xml:space="preserve">Two of the four centres gave measurements free of strong scatterers, both over rural land; the other two, in Dundigal and Shamirpet mandals, were over built-up ground and were excluded. The oversampling figure in Table 13 rests on the water centre, measured at three window sizes in four channels, since that is the only centre where the sweep settles. A scene with more homogeneous terrain would support both results better.</w:t>
       </w:r>
     </w:p>
     <w:p>

--- a/doc/DPQED_gcov_27oct.docx
+++ b/doc/DPQED_gcov_27oct.docx
@@ -12879,7 +12879,7 @@
         <w:jc w:val="both"/>
       </w:pPr>
       <w:r>
-        <w:t xml:space="preserve">The same windows support the image-quality parameters reported for these instruments at GSLC level, and those are given below for the two centres where the measurement is valid. Centre A, at 17.3251° N 78.3578° E in Moinabad mandal, is the darker and more uniform of the two. Centre B, at 17.1179° N 78.6086° E in Kandukur mandal, is brighter and carries some texture. Both are rural, and neither is open water: their HH levels of −13.0 dB and −8.7 dB, with HH exceeding HV by only 6 to 9 dB, are those of a land surface, whereas open water at these incidence angles returns below −20 dB with HV suppressed much further. The windows were placed over water and over medium-dark terrain respectively, but a 128-pixel window spans 1.28 km, which is wider than the tanks in this area, so what the statistics describe is the surrounding land. Both are read at the 128-pixel window, where the maximum-to-percentile ratio stays between 2 and 3 in every channel. The two built-up centres are excluded, their ratios reaching 44 to 73.</w:t>
+        <w:t xml:space="preserve">The same windows support the image-quality parameters reported for these instruments at GSLC level, and those are given below for the two centres where the measurement is valid. The first is open water, at 17.3251° N 78.3578° E, within Himayat Sagar reservoir and about a kilometre from its nearest shore. The second is scrub and tree cover among cultivated fields, at 17.1179° N 78.6086° E in Kandukur mandal. Both are read at the 128-pixel window, which spans 1.28 km and lies wholly within the surface it samples in each case, and where the maximum-to-percentile ratio stays between 2 and 3 in every channel. The two excluded centres are over the airfields at Dundigal and Hakimpet, where runways, aprons and hangars raise that ratio to between 44 and 73.</w:t>
       </w:r>
     </w:p>
     <w:p>
@@ -13071,7 +13071,7 @@
               <w:jc w:val="both"/>
             </w:pPr>
             <w:r>
-              <w:t xml:space="preserve">Centre A</w:t>
+              <w:t xml:space="preserve">Water</w:t>
             </w:r>
           </w:p>
         </w:tc>
@@ -13486,7 +13486,7 @@
               <w:jc w:val="both"/>
             </w:pPr>
             <w:r>
-              <w:t xml:space="preserve">Centre B</w:t>
+              <w:t xml:space="preserve">Scrub</w:t>
             </w:r>
           </w:p>
         </w:tc>
@@ -13910,15 +13910,15 @@
         <w:jc w:val="both"/>
       </w:pPr>
       <w:r>
-        <w:t xml:space="preserve">The S-band speckle is stronger in every channel at both centres. Its cv_floor is 0.59 to 0.68 against 0.44 to 0.56 for L-band, and its ENL is 2.2 to 2.9 against 3.2 to 5.2. This is a direct measurement of what is visible in the imagery, and it is the same shortfall the body of this report records as a looks difference at the delta and Antarctic sites. The ratio at centre A, 1.80 to 1.85, is within the 1.55 to 1.89 reported there; at centre B it is lower, 1.43 to 1.47, because both bands’ ENL is depressed where the window carries real variation, which the estimator counts as speckle. Centre A therefore gives the better estimate of the products, and centre B shows how much a textured window costs.</w:t>
-      </w:r>
-    </w:p>
-    <w:p>
-      <w:pPr>
-        <w:jc w:val="both"/>
-      </w:pPr>
-      <w:r>
-        <w:t xml:space="preserve">tex@40m is near 1.0 for both bands at centre A, as it should be where there is little but speckle to average, and the two bands differ little at either centre. On this evidence the texture surviving to 40 m does not separate the two instruments; the anisotropy and the looks do.</w:t>
+        <w:t xml:space="preserve">The S-band speckle is stronger in every channel at both centres. Its cv_floor is 0.59 to 0.68 against 0.44 to 0.56 for L-band, and its ENL is 2.2 to 2.9 against 3.2 to 5.2. This is a direct measurement of what is visible in the imagery, and it is the same shortfall the body of this report records as a looks difference at the delta and Antarctic sites. The ratio over water, 1.80 to 1.85, is within the 1.55 to 1.89 reported there; over scrub it is lower, 1.43 to 1.47, because both bands’ ENL is depressed where the window carries real variation, which the estimator counts as speckle. The water figures are therefore the better estimate of the products and the scrub figures show how much a textured window costs. The two centres together also rule out the noise floor as the cause: over scrub both bands sit well clear of any floor measured in this report, and the looks difference is still 1.43 to 1.47 there.</w:t>
+      </w:r>
+    </w:p>
+    <w:p>
+      <w:pPr>
+        <w:jc w:val="both"/>
+      </w:pPr>
+      <w:r>
+        <w:t xml:space="preserve">tex@40m is near 1.0 for both bands over water, as it should be where there is little but speckle to average, and the two bands differ little at either centre. On this evidence the texture surviving to 40 m does not separate the two instruments; the anisotropy and the looks do.</w:t>
       </w:r>
     </w:p>
     <w:p>
@@ -13939,10 +13939,10 @@
         <w:jc w:val="both"/>
       </w:pPr>
       <w:r>
-        <w:t xml:space="preserve">Window extent: </w:t>
-      </w:r>
-      <w:r>
-        <w:t xml:space="preserve">At 10 m posting the windows used here span 0.64 km at 64 pixels and 1.28 km at 128 pixels. A window must be smaller than the uniform patch it is meant to sample, and these are larger than most water bodies in this scene, which is why the intended water target is not what the statistics report. Measuring these parameters over water requires a body several kilometres across, such as the two large reservoirs west of the city.</w:t>
+        <w:t xml:space="preserve">S-band headroom over water: </w:t>
+      </w:r>
+      <w:r>
+        <w:t xml:space="preserve">The reservoir returns −13.0 dB in L-band HH and −15.5 dB in S-band HH, both well above what a calm surface would give, so the water was wind-roughened on the acquisition date. That is what makes it usable here, since a glassy surface would sit on the noise floor and its statistics would describe the noise rather than the product. The L-band figure has about 5 dB of headroom above the floors measured elsewhere in this report, but the S-band figure has roughly 1 dB, so the S-band water statistics may carry some noise. The scrub centre, where both bands are 6 to 10 dB clear, is the check against that.</w:t>
       </w:r>
     </w:p>
     <w:p>
@@ -13962,7 +13962,7 @@
         <w:t xml:space="preserve">Two centres of four: </w:t>
       </w:r>
       <w:r>
-        <w:t xml:space="preserve">Two of the four centres gave measurements free of strong scatterers, both over rural land; the other two, in Dundigal and Shamirpet mandals, were over built-up ground and were excluded. The oversampling figure in Table 13 rests on the water centre, measured at three window sizes in four channels, since that is the only centre where the sweep settles. A scene with more homogeneous terrain would support both results better.</w:t>
+        <w:t xml:space="preserve">Two of the four centres gave measurements free of strong scatterers, one over open water and one over scrub; the other two were over the Dundigal and Hakimpet airfields and were excluded. The oversampling figure in Table 13 rests on the water centre, measured at three window sizes in four channels, since that is the only centre where the sweep settles. A scene with more homogeneous terrain would support both results better.</w:t>
       </w:r>
     </w:p>
     <w:p>
